--- a/06_可直接打开的Word版/00_总览与说明__14_文件结构总览.docx
+++ b/06_可直接打开的Word版/00_总览与说明__14_文件结构总览.docx
@@ -3,11 +3,11 @@
 <w:document xmlns:wpc="http://schemas.microsoft.com/office/word/2010/wordprocessingCanvas" xmlns:mo="http://schemas.microsoft.com/office/mac/office/2008/main" xmlns:mc="http://schemas.openxmlformats.org/markup-compatibility/2006" xmlns:mv="urn:schemas-microsoft-com:mac:vml" xmlns:o="urn:schemas-microsoft-com:office:office" xmlns:r="http://schemas.openxmlformats.org/officeDocument/2006/relationships" xmlns:m="http://schemas.openxmlformats.org/officeDocument/2006/math" xmlns:v="urn:schemas-microsoft-com:vml" xmlns:wp14="http://schemas.microsoft.com/office/word/2010/wordprocessingDrawing" xmlns:wp="http://schemas.openxmlformats.org/drawingml/2006/wordprocessingDrawing" xmlns:w10="urn:schemas-microsoft-com:office:word" xmlns:w="http://schemas.openxmlformats.org/wordprocessingml/2006/main" xmlns:w14="http://schemas.microsoft.com/office/word/2010/wordml" xmlns:wpg="http://schemas.microsoft.com/office/word/2010/wordprocessingGroup" xmlns:wpi="http://schemas.microsoft.com/office/word/2010/wordprocessingInk" xmlns:wne="http://schemas.microsoft.com/office/word/2006/wordml" xmlns:wps="http://schemas.microsoft.com/office/word/2010/wordprocessingShape" mc:Ignorable="w14 wp14">
   <w:body>
     <w:p>
-      <w:pPr>
-        <w:pStyle w:val="Heading1"/>
-      </w:pPr>
       <w:r>
-        <w:t>文件结构总览</w:t>
+        <w:rPr>
+          <w:rFonts w:ascii="Microsoft YaHei" w:hAnsi="Microsoft YaHei" w:eastAsia="Microsoft YaHei"/>
+        </w:rPr>
+        <w:t>﻿# 文件结构总览</w:t>
       </w:r>
     </w:p>
     <w:p/>
@@ -15,7 +15,6 @@
       <w:r>
         <w:rPr>
           <w:rFonts w:ascii="Microsoft YaHei" w:hAnsi="Microsoft YaHei" w:eastAsia="Microsoft YaHei"/>
-          <w:sz w:val="22"/>
         </w:rPr>
         <w:t>更新时间：2026年6月8日</w:t>
       </w:r>
@@ -25,9 +24,17 @@
       <w:r>
         <w:rPr>
           <w:rFonts w:ascii="Microsoft YaHei" w:hAnsi="Microsoft YaHei" w:eastAsia="Microsoft YaHei"/>
-          <w:sz w:val="22"/>
         </w:rPr>
         <w:t>正式考试时间：2026年6月17日下午</w:t>
+      </w:r>
+    </w:p>
+    <w:p/>
+    <w:p>
+      <w:r>
+        <w:rPr>
+          <w:rFonts w:ascii="Microsoft YaHei" w:hAnsi="Microsoft YaHei" w:eastAsia="Microsoft YaHei"/>
+        </w:rPr>
+        <w:t>当前计划版本：6月8日模拟考后二轮抢救版。主线从“按章节复习”调整为“SPSS分析大题 + 混合题型检验选择”。</w:t>
       </w:r>
     </w:p>
     <w:p/>
@@ -44,7 +51,6 @@
       <w:r>
         <w:rPr>
           <w:rFonts w:ascii="Microsoft YaHei" w:hAnsi="Microsoft YaHei" w:eastAsia="Microsoft YaHei"/>
-          <w:sz w:val="22"/>
         </w:rPr>
         <w:t>根目录只保留：</w:t>
       </w:r>
@@ -57,7 +63,6 @@
       <w:r>
         <w:rPr>
           <w:rFonts w:ascii="Microsoft YaHei" w:hAnsi="Microsoft YaHei" w:eastAsia="Microsoft YaHei"/>
-          <w:sz w:val="22"/>
         </w:rPr>
         <w:t>`README.md`：GitHub首页说明。</w:t>
       </w:r>
@@ -69,7 +74,6 @@
       <w:r>
         <w:rPr>
           <w:rFonts w:ascii="Microsoft YaHei" w:hAnsi="Microsoft YaHei" w:eastAsia="Microsoft YaHei"/>
-          <w:sz w:val="22"/>
         </w:rPr>
         <w:t>`.gitignore`：忽略系统、临时文件和本地无关记录。</w:t>
       </w:r>
@@ -81,7 +85,6 @@
       <w:r>
         <w:rPr>
           <w:rFonts w:ascii="Microsoft YaHei" w:hAnsi="Microsoft YaHei" w:eastAsia="Microsoft YaHei"/>
-          <w:sz w:val="22"/>
         </w:rPr>
         <w:t>8个分类文件夹。</w:t>
       </w:r>
@@ -109,7 +112,6 @@
       <w:r>
         <w:rPr>
           <w:rFonts w:ascii="Microsoft YaHei" w:hAnsi="Microsoft YaHei" w:eastAsia="Microsoft YaHei"/>
-          <w:sz w:val="22"/>
         </w:rPr>
         <w:t>用于放整体说明，不放每日学习内容。</w:t>
       </w:r>
@@ -119,7 +121,6 @@
       <w:r>
         <w:rPr>
           <w:rFonts w:ascii="Microsoft YaHei" w:hAnsi="Microsoft YaHei" w:eastAsia="Microsoft YaHei"/>
-          <w:sz w:val="22"/>
         </w:rPr>
         <w:t>包含：</w:t>
       </w:r>
@@ -132,7 +133,6 @@
       <w:r>
         <w:rPr>
           <w:rFonts w:ascii="Microsoft YaHei" w:hAnsi="Microsoft YaHei" w:eastAsia="Microsoft YaHei"/>
-          <w:sz w:val="22"/>
         </w:rPr>
         <w:t>`README_先打开这个.md`</w:t>
       </w:r>
@@ -144,7 +144,6 @@
       <w:r>
         <w:rPr>
           <w:rFonts w:ascii="Microsoft YaHei" w:hAnsi="Microsoft YaHei" w:eastAsia="Microsoft YaHei"/>
-          <w:sz w:val="22"/>
         </w:rPr>
         <w:t>`13_时间线与文件命名说明.md`</w:t>
       </w:r>
@@ -156,7 +155,6 @@
       <w:r>
         <w:rPr>
           <w:rFonts w:ascii="Microsoft YaHei" w:hAnsi="Microsoft YaHei" w:eastAsia="Microsoft YaHei"/>
-          <w:sz w:val="22"/>
         </w:rPr>
         <w:t>`14_文件结构总览.md`</w:t>
       </w:r>
@@ -175,7 +173,6 @@
       <w:r>
         <w:rPr>
           <w:rFonts w:ascii="Microsoft YaHei" w:hAnsi="Microsoft YaHei" w:eastAsia="Microsoft YaHei"/>
-          <w:sz w:val="22"/>
         </w:rPr>
         <w:t>用于放计划、每日笔记和每日对话提示。</w:t>
       </w:r>
@@ -185,7 +182,6 @@
       <w:r>
         <w:rPr>
           <w:rFonts w:ascii="Microsoft YaHei" w:hAnsi="Microsoft YaHei" w:eastAsia="Microsoft YaHei"/>
-          <w:sz w:val="22"/>
         </w:rPr>
         <w:t>包含：</w:t>
       </w:r>
@@ -198,7 +194,6 @@
       <w:r>
         <w:rPr>
           <w:rFonts w:ascii="Microsoft YaHei" w:hAnsi="Microsoft YaHei" w:eastAsia="Microsoft YaHei"/>
-          <w:sz w:val="22"/>
         </w:rPr>
         <w:t>`00_每日执行总表.md`</w:t>
       </w:r>
@@ -210,7 +205,6 @@
       <w:r>
         <w:rPr>
           <w:rFonts w:ascii="Microsoft YaHei" w:hAnsi="Microsoft YaHei" w:eastAsia="Microsoft YaHei"/>
-          <w:sz w:val="22"/>
         </w:rPr>
         <w:t>`05_每日笔记模板.md`</w:t>
       </w:r>
@@ -222,7 +216,6 @@
       <w:r>
         <w:rPr>
           <w:rFonts w:ascii="Microsoft YaHei" w:hAnsi="Microsoft YaHei" w:eastAsia="Microsoft YaHei"/>
-          <w:sz w:val="22"/>
         </w:rPr>
         <w:t>`11_每天开新对话复制这段.md`</w:t>
       </w:r>
@@ -234,7 +227,6 @@
       <w:r>
         <w:rPr>
           <w:rFonts w:ascii="Microsoft YaHei" w:hAnsi="Microsoft YaHei" w:eastAsia="Microsoft YaHei"/>
-          <w:sz w:val="22"/>
         </w:rPr>
         <w:t>`12_6月8日模拟考前加速计划.md`</w:t>
       </w:r>
@@ -246,7 +238,17 @@
       <w:r>
         <w:rPr>
           <w:rFonts w:ascii="Microsoft YaHei" w:hAnsi="Microsoft YaHei" w:eastAsia="Microsoft YaHei"/>
-          <w:sz w:val="22"/>
+        </w:rPr>
+        <w:t>`15_6月8日模拟考后二轮抢救计划.md`</w:t>
+      </w:r>
+    </w:p>
+    <w:p>
+      <w:pPr>
+        <w:pStyle w:val="ListBullet"/>
+      </w:pPr>
+      <w:r>
+        <w:rPr>
+          <w:rFonts w:ascii="Microsoft YaHei" w:hAnsi="Microsoft YaHei" w:eastAsia="Microsoft YaHei"/>
         </w:rPr>
         <w:t>`每日笔记/`</w:t>
       </w:r>
@@ -265,7 +267,6 @@
       <w:r>
         <w:rPr>
           <w:rFonts w:ascii="Microsoft YaHei" w:hAnsi="Microsoft YaHei" w:eastAsia="Microsoft YaHei"/>
-          <w:sz w:val="22"/>
         </w:rPr>
         <w:t>用于放选择题原始题库和按章节拆分的题目。</w:t>
       </w:r>
@@ -275,7 +276,6 @@
       <w:r>
         <w:rPr>
           <w:rFonts w:ascii="Microsoft YaHei" w:hAnsi="Microsoft YaHei" w:eastAsia="Microsoft YaHei"/>
-          <w:sz w:val="22"/>
         </w:rPr>
         <w:t>包含：</w:t>
       </w:r>
@@ -288,7 +288,6 @@
       <w:r>
         <w:rPr>
           <w:rFonts w:ascii="Microsoft YaHei" w:hAnsi="Microsoft YaHei" w:eastAsia="Microsoft YaHei"/>
-          <w:sz w:val="22"/>
         </w:rPr>
         <w:t>`02_检验选择表.md`</w:t>
       </w:r>
@@ -300,7 +299,6 @@
       <w:r>
         <w:rPr>
           <w:rFonts w:ascii="Microsoft YaHei" w:hAnsi="Microsoft YaHei" w:eastAsia="Microsoft YaHei"/>
-          <w:sz w:val="22"/>
         </w:rPr>
         <w:t>`07_选择题按章节题库.md`</w:t>
       </w:r>
@@ -312,7 +310,6 @@
       <w:r>
         <w:rPr>
           <w:rFonts w:ascii="Microsoft YaHei" w:hAnsi="Microsoft YaHei" w:eastAsia="Microsoft YaHei"/>
-          <w:sz w:val="22"/>
         </w:rPr>
         <w:t>`选择题按章节/`</w:t>
       </w:r>
@@ -331,7 +328,6 @@
       <w:r>
         <w:rPr>
           <w:rFonts w:ascii="Microsoft YaHei" w:hAnsi="Microsoft YaHei" w:eastAsia="Microsoft YaHei"/>
-          <w:sz w:val="22"/>
         </w:rPr>
         <w:t>用于放错题模板和每日错题整理。</w:t>
       </w:r>
@@ -341,7 +337,6 @@
       <w:r>
         <w:rPr>
           <w:rFonts w:ascii="Microsoft YaHei" w:hAnsi="Microsoft YaHei" w:eastAsia="Microsoft YaHei"/>
-          <w:sz w:val="22"/>
         </w:rPr>
         <w:t>包含：</w:t>
       </w:r>
@@ -354,7 +349,6 @@
       <w:r>
         <w:rPr>
           <w:rFonts w:ascii="Microsoft YaHei" w:hAnsi="Microsoft YaHei" w:eastAsia="Microsoft YaHei"/>
-          <w:sz w:val="22"/>
         </w:rPr>
         <w:t>`04_错题本模板.md`</w:t>
       </w:r>
@@ -366,7 +360,6 @@
       <w:r>
         <w:rPr>
           <w:rFonts w:ascii="Microsoft YaHei" w:hAnsi="Microsoft YaHei" w:eastAsia="Microsoft YaHei"/>
-          <w:sz w:val="22"/>
         </w:rPr>
         <w:t>`选择题错题/`</w:t>
       </w:r>
@@ -385,7 +378,6 @@
       <w:r>
         <w:rPr>
           <w:rFonts w:ascii="Microsoft YaHei" w:hAnsi="Microsoft YaHei" w:eastAsia="Microsoft YaHei"/>
-          <w:sz w:val="22"/>
         </w:rPr>
         <w:t>用于放所有 SPSS 机考相关资料。</w:t>
       </w:r>
@@ -395,7 +387,6 @@
       <w:r>
         <w:rPr>
           <w:rFonts w:ascii="Microsoft YaHei" w:hAnsi="Microsoft YaHei" w:eastAsia="Microsoft YaHei"/>
-          <w:sz w:val="22"/>
         </w:rPr>
         <w:t>包含：</w:t>
       </w:r>
@@ -408,7 +399,6 @@
       <w:r>
         <w:rPr>
           <w:rFonts w:ascii="Microsoft YaHei" w:hAnsi="Microsoft YaHei" w:eastAsia="Microsoft YaHei"/>
-          <w:sz w:val="22"/>
         </w:rPr>
         <w:t>`01_SPSS菜单与输出速查.md`</w:t>
       </w:r>
@@ -420,7 +410,17 @@
       <w:r>
         <w:rPr>
           <w:rFonts w:ascii="Microsoft YaHei" w:hAnsi="Microsoft YaHei" w:eastAsia="Microsoft YaHei"/>
-          <w:sz w:val="22"/>
+        </w:rPr>
+        <w:t>`00_SPSS机考大题解题流程卡.md`</w:t>
+      </w:r>
+    </w:p>
+    <w:p>
+      <w:pPr>
+        <w:pStyle w:val="ListBullet"/>
+      </w:pPr>
+      <w:r>
+        <w:rPr>
+          <w:rFonts w:ascii="Microsoft YaHei" w:hAnsi="Microsoft YaHei" w:eastAsia="Microsoft YaHei"/>
         </w:rPr>
         <w:t>`03_SPSS操作题答题模板.md`</w:t>
       </w:r>
@@ -432,7 +432,6 @@
       <w:r>
         <w:rPr>
           <w:rFonts w:ascii="Microsoft YaHei" w:hAnsi="Microsoft YaHei" w:eastAsia="Microsoft YaHei"/>
-          <w:sz w:val="22"/>
         </w:rPr>
         <w:t>`06_手录练习数据.md`</w:t>
       </w:r>
@@ -444,7 +443,6 @@
       <w:r>
         <w:rPr>
           <w:rFonts w:ascii="Microsoft YaHei" w:hAnsi="Microsoft YaHei" w:eastAsia="Microsoft YaHei"/>
-          <w:sz w:val="22"/>
         </w:rPr>
         <w:t>`09_SPSS数据文件索引.md`</w:t>
       </w:r>
@@ -456,7 +454,6 @@
       <w:r>
         <w:rPr>
           <w:rFonts w:ascii="Microsoft YaHei" w:hAnsi="Microsoft YaHei" w:eastAsia="Microsoft YaHei"/>
-          <w:sz w:val="22"/>
         </w:rPr>
         <w:t>`10_SPSS试用期优先训练清单.md`</w:t>
       </w:r>
@@ -468,7 +465,6 @@
       <w:r>
         <w:rPr>
           <w:rFonts w:ascii="Microsoft YaHei" w:hAnsi="Microsoft YaHei" w:eastAsia="Microsoft YaHei"/>
-          <w:sz w:val="22"/>
         </w:rPr>
         <w:t>`SPSS截图/`</w:t>
       </w:r>
@@ -487,7 +483,6 @@
       <w:r>
         <w:rPr>
           <w:rFonts w:ascii="Microsoft YaHei" w:hAnsi="Microsoft YaHei" w:eastAsia="Microsoft YaHei"/>
-          <w:sz w:val="22"/>
         </w:rPr>
         <w:t>用于放课程资料和原始数据。</w:t>
       </w:r>
@@ -497,7 +492,6 @@
       <w:r>
         <w:rPr>
           <w:rFonts w:ascii="Microsoft YaHei" w:hAnsi="Microsoft YaHei" w:eastAsia="Microsoft YaHei"/>
-          <w:sz w:val="22"/>
         </w:rPr>
         <w:t>包含：</w:t>
       </w:r>
@@ -510,7 +504,6 @@
       <w:r>
         <w:rPr>
           <w:rFonts w:ascii="Microsoft YaHei" w:hAnsi="Microsoft YaHei" w:eastAsia="Microsoft YaHei"/>
-          <w:sz w:val="22"/>
         </w:rPr>
         <w:t>`08_课程资料索引.md`</w:t>
       </w:r>
@@ -522,7 +515,6 @@
       <w:r>
         <w:rPr>
           <w:rFonts w:ascii="Microsoft YaHei" w:hAnsi="Microsoft YaHei" w:eastAsia="Microsoft YaHei"/>
-          <w:sz w:val="22"/>
         </w:rPr>
         <w:t>`课程网站资料/`</w:t>
       </w:r>
@@ -534,7 +526,6 @@
       <w:r>
         <w:rPr>
           <w:rFonts w:ascii="Microsoft YaHei" w:hAnsi="Microsoft YaHei" w:eastAsia="Microsoft YaHei"/>
-          <w:sz w:val="22"/>
         </w:rPr>
         <w:t>`中医统计学实习指导及SPSS15.0的应用.pdf`</w:t>
       </w:r>
@@ -553,7 +544,6 @@
       <w:r>
         <w:rPr>
           <w:rFonts w:ascii="Microsoft YaHei" w:hAnsi="Microsoft YaHei" w:eastAsia="Microsoft YaHei"/>
-          <w:sz w:val="22"/>
         </w:rPr>
         <w:t>用于放所有 Markdown 文件对应的 Word 阅读版。适合日常打开阅读。</w:t>
       </w:r>
@@ -572,7 +562,6 @@
       <w:r>
         <w:rPr>
           <w:rFonts w:ascii="Microsoft YaHei" w:hAnsi="Microsoft YaHei" w:eastAsia="Microsoft YaHei"/>
-          <w:sz w:val="22"/>
         </w:rPr>
         <w:t>用于放所有 Markdown 文件对应的纯文本备份版。</w:t>
       </w:r>
@@ -594,7 +583,6 @@
       <w:r>
         <w:rPr>
           <w:rFonts w:ascii="Microsoft YaHei" w:hAnsi="Microsoft YaHei" w:eastAsia="Microsoft YaHei"/>
-          <w:sz w:val="22"/>
         </w:rPr>
         <w:t>学习时优先看 Word 版。</w:t>
       </w:r>
@@ -606,7 +594,6 @@
       <w:r>
         <w:rPr>
           <w:rFonts w:ascii="Microsoft YaHei" w:hAnsi="Microsoft YaHei" w:eastAsia="Microsoft YaHei"/>
-          <w:sz w:val="22"/>
         </w:rPr>
         <w:t>修改资料时优先改 Markdown 源文件。</w:t>
       </w:r>
@@ -618,7 +605,6 @@
       <w:r>
         <w:rPr>
           <w:rFonts w:ascii="Microsoft YaHei" w:hAnsi="Microsoft YaHei" w:eastAsia="Microsoft YaHei"/>
-          <w:sz w:val="22"/>
         </w:rPr>
         <w:t>做题和错题整理后，更新 `03_错题整理`。</w:t>
       </w:r>
@@ -630,7 +616,6 @@
       <w:r>
         <w:rPr>
           <w:rFonts w:ascii="Microsoft YaHei" w:hAnsi="Microsoft YaHei" w:eastAsia="Microsoft YaHei"/>
-          <w:sz w:val="22"/>
         </w:rPr>
         <w:t>SPSS 输出截图统一放入 `04_SPSS操作/SPSS截图`。</w:t>
       </w:r>
@@ -642,12 +627,10 @@
       <w:r>
         <w:rPr>
           <w:rFonts w:ascii="Microsoft YaHei" w:hAnsi="Microsoft YaHei" w:eastAsia="Microsoft YaHei"/>
-          <w:sz w:val="22"/>
         </w:rPr>
         <w:t>课程原始 PDF 和 `.sav` 文件不要拆散，统一放在 `05_课程讲义与教材/课程网站资料`。</w:t>
       </w:r>
     </w:p>
-    <w:p/>
     <w:sectPr>
       <w:pgSz w:w="12240" w:h="15840"/>
       <w:pgMar w:top="1440" w:right="1800" w:bottom="1440" w:left="1800" w:header="720" w:footer="720" w:gutter="0"/>
@@ -1023,7 +1006,7 @@
     <w:rsid w:val="00FC693F"/>
     <w:rPr>
       <w:rFonts w:ascii="Microsoft YaHei" w:hAnsi="Microsoft YaHei" w:eastAsia="Microsoft YaHei"/>
-      <w:sz w:val="22"/>
+      <w:sz w:val="21"/>
     </w:rPr>
   </w:style>
   <w:style w:type="paragraph" w:styleId="Header">

--- a/06_可直接打开的Word版/00_总览与说明__14_文件结构总览.docx
+++ b/06_可直接打开的Word版/00_总览与说明__14_文件结构总览.docx
@@ -4,37 +4,25 @@
   <w:body>
     <w:p>
       <w:r>
-        <w:rPr>
-          <w:rFonts w:ascii="Microsoft YaHei" w:hAnsi="Microsoft YaHei" w:eastAsia="Microsoft YaHei"/>
-        </w:rPr>
         <w:t>﻿# 文件结构总览</w:t>
       </w:r>
     </w:p>
     <w:p/>
     <w:p>
       <w:r>
-        <w:rPr>
-          <w:rFonts w:ascii="Microsoft YaHei" w:hAnsi="Microsoft YaHei" w:eastAsia="Microsoft YaHei"/>
-        </w:rPr>
-        <w:t>更新时间：2026年6月8日</w:t>
+        <w:t>更新时间：2026年6月11日</w:t>
       </w:r>
     </w:p>
     <w:p/>
     <w:p>
       <w:r>
-        <w:rPr>
-          <w:rFonts w:ascii="Microsoft YaHei" w:hAnsi="Microsoft YaHei" w:eastAsia="Microsoft YaHei"/>
-        </w:rPr>
         <w:t>正式考试时间：2026年6月17日下午</w:t>
       </w:r>
     </w:p>
     <w:p/>
     <w:p>
       <w:r>
-        <w:rPr>
-          <w:rFonts w:ascii="Microsoft YaHei" w:hAnsi="Microsoft YaHei" w:eastAsia="Microsoft YaHei"/>
-        </w:rPr>
-        <w:t>当前计划版本：6月8日模拟考后二轮抢救版。主线从“按章节复习”调整为“SPSS分析大题 + 混合题型检验选择”。</w:t>
+        <w:t>当前计划版本：6月11日考前极限保分版。主线从“按章节复习”调整为“SPSS分析大题 + 混合题型检验选择”。</w:t>
       </w:r>
     </w:p>
     <w:p/>
@@ -49,9 +37,6 @@
     <w:p/>
     <w:p>
       <w:r>
-        <w:rPr>
-          <w:rFonts w:ascii="Microsoft YaHei" w:hAnsi="Microsoft YaHei" w:eastAsia="Microsoft YaHei"/>
-        </w:rPr>
         <w:t>根目录只保留：</w:t>
       </w:r>
     </w:p>
@@ -61,9 +46,6 @@
         <w:pStyle w:val="ListBullet"/>
       </w:pPr>
       <w:r>
-        <w:rPr>
-          <w:rFonts w:ascii="Microsoft YaHei" w:hAnsi="Microsoft YaHei" w:eastAsia="Microsoft YaHei"/>
-        </w:rPr>
         <w:t>`README.md`：GitHub首页说明。</w:t>
       </w:r>
     </w:p>
@@ -72,9 +54,6 @@
         <w:pStyle w:val="ListBullet"/>
       </w:pPr>
       <w:r>
-        <w:rPr>
-          <w:rFonts w:ascii="Microsoft YaHei" w:hAnsi="Microsoft YaHei" w:eastAsia="Microsoft YaHei"/>
-        </w:rPr>
         <w:t>`.gitignore`：忽略系统、临时文件和本地无关记录。</w:t>
       </w:r>
     </w:p>
@@ -83,10 +62,13 @@
         <w:pStyle w:val="ListBullet"/>
       </w:pPr>
       <w:r>
-        <w:rPr>
-          <w:rFonts w:ascii="Microsoft YaHei" w:hAnsi="Microsoft YaHei" w:eastAsia="Microsoft YaHei"/>
-        </w:rPr>
         <w:t>8个分类文件夹。</w:t>
+      </w:r>
+    </w:p>
+    <w:p/>
+    <w:p>
+      <w:r>
+        <w:t>本地另有 SPSS 安装包时，统一放在 `04_SPSS操作/SPSS软件安装包/`，该目录不作为复习资料同步到 GitHub。</w:t>
       </w:r>
     </w:p>
     <w:p/>
@@ -110,18 +92,12 @@
     <w:p/>
     <w:p>
       <w:r>
-        <w:rPr>
-          <w:rFonts w:ascii="Microsoft YaHei" w:hAnsi="Microsoft YaHei" w:eastAsia="Microsoft YaHei"/>
-        </w:rPr>
         <w:t>用于放整体说明，不放每日学习内容。</w:t>
       </w:r>
     </w:p>
     <w:p/>
     <w:p>
       <w:r>
-        <w:rPr>
-          <w:rFonts w:ascii="Microsoft YaHei" w:hAnsi="Microsoft YaHei" w:eastAsia="Microsoft YaHei"/>
-        </w:rPr>
         <w:t>包含：</w:t>
       </w:r>
     </w:p>
@@ -131,9 +107,6 @@
         <w:pStyle w:val="ListBullet"/>
       </w:pPr>
       <w:r>
-        <w:rPr>
-          <w:rFonts w:ascii="Microsoft YaHei" w:hAnsi="Microsoft YaHei" w:eastAsia="Microsoft YaHei"/>
-        </w:rPr>
         <w:t>`README_先打开这个.md`</w:t>
       </w:r>
     </w:p>
@@ -142,9 +115,6 @@
         <w:pStyle w:val="ListBullet"/>
       </w:pPr>
       <w:r>
-        <w:rPr>
-          <w:rFonts w:ascii="Microsoft YaHei" w:hAnsi="Microsoft YaHei" w:eastAsia="Microsoft YaHei"/>
-        </w:rPr>
         <w:t>`13_时间线与文件命名说明.md`</w:t>
       </w:r>
     </w:p>
@@ -153,9 +123,6 @@
         <w:pStyle w:val="ListBullet"/>
       </w:pPr>
       <w:r>
-        <w:rPr>
-          <w:rFonts w:ascii="Microsoft YaHei" w:hAnsi="Microsoft YaHei" w:eastAsia="Microsoft YaHei"/>
-        </w:rPr>
         <w:t>`14_文件结构总览.md`</w:t>
       </w:r>
     </w:p>
@@ -171,18 +138,12 @@
     <w:p/>
     <w:p>
       <w:r>
-        <w:rPr>
-          <w:rFonts w:ascii="Microsoft YaHei" w:hAnsi="Microsoft YaHei" w:eastAsia="Microsoft YaHei"/>
-        </w:rPr>
         <w:t>用于放计划、每日笔记和每日对话提示。</w:t>
       </w:r>
     </w:p>
     <w:p/>
     <w:p>
       <w:r>
-        <w:rPr>
-          <w:rFonts w:ascii="Microsoft YaHei" w:hAnsi="Microsoft YaHei" w:eastAsia="Microsoft YaHei"/>
-        </w:rPr>
         <w:t>包含：</w:t>
       </w:r>
     </w:p>
@@ -192,9 +153,6 @@
         <w:pStyle w:val="ListBullet"/>
       </w:pPr>
       <w:r>
-        <w:rPr>
-          <w:rFonts w:ascii="Microsoft YaHei" w:hAnsi="Microsoft YaHei" w:eastAsia="Microsoft YaHei"/>
-        </w:rPr>
         <w:t>`00_每日执行总表.md`</w:t>
       </w:r>
     </w:p>
@@ -203,9 +161,6 @@
         <w:pStyle w:val="ListBullet"/>
       </w:pPr>
       <w:r>
-        <w:rPr>
-          <w:rFonts w:ascii="Microsoft YaHei" w:hAnsi="Microsoft YaHei" w:eastAsia="Microsoft YaHei"/>
-        </w:rPr>
         <w:t>`05_每日笔记模板.md`</w:t>
       </w:r>
     </w:p>
@@ -214,9 +169,6 @@
         <w:pStyle w:val="ListBullet"/>
       </w:pPr>
       <w:r>
-        <w:rPr>
-          <w:rFonts w:ascii="Microsoft YaHei" w:hAnsi="Microsoft YaHei" w:eastAsia="Microsoft YaHei"/>
-        </w:rPr>
         <w:t>`11_每天开新对话复制这段.md`</w:t>
       </w:r>
     </w:p>
@@ -225,10 +177,7 @@
         <w:pStyle w:val="ListBullet"/>
       </w:pPr>
       <w:r>
-        <w:rPr>
-          <w:rFonts w:ascii="Microsoft YaHei" w:hAnsi="Microsoft YaHei" w:eastAsia="Microsoft YaHei"/>
-        </w:rPr>
-        <w:t>`12_6月8日模拟考前加速计划.md`</w:t>
+        <w:t>`16_6月11日考前极限保分计划.md`</w:t>
       </w:r>
     </w:p>
     <w:p>
@@ -236,10 +185,7 @@
         <w:pStyle w:val="ListBullet"/>
       </w:pPr>
       <w:r>
-        <w:rPr>
-          <w:rFonts w:ascii="Microsoft YaHei" w:hAnsi="Microsoft YaHei" w:eastAsia="Microsoft YaHei"/>
-        </w:rPr>
-        <w:t>`15_6月8日模拟考后二轮抢救计划.md`</w:t>
+        <w:t>`每日笔记/`</w:t>
       </w:r>
     </w:p>
     <w:p>
@@ -247,10 +193,7 @@
         <w:pStyle w:val="ListBullet"/>
       </w:pPr>
       <w:r>
-        <w:rPr>
-          <w:rFonts w:ascii="Microsoft YaHei" w:hAnsi="Microsoft YaHei" w:eastAsia="Microsoft YaHei"/>
-        </w:rPr>
-        <w:t>`每日笔记/`</w:t>
+        <w:t>`历史计划/`</w:t>
       </w:r>
     </w:p>
     <w:p/>
@@ -265,18 +208,12 @@
     <w:p/>
     <w:p>
       <w:r>
-        <w:rPr>
-          <w:rFonts w:ascii="Microsoft YaHei" w:hAnsi="Microsoft YaHei" w:eastAsia="Microsoft YaHei"/>
-        </w:rPr>
         <w:t>用于放选择题原始题库和按章节拆分的题目。</w:t>
       </w:r>
     </w:p>
     <w:p/>
     <w:p>
       <w:r>
-        <w:rPr>
-          <w:rFonts w:ascii="Microsoft YaHei" w:hAnsi="Microsoft YaHei" w:eastAsia="Microsoft YaHei"/>
-        </w:rPr>
         <w:t>包含：</w:t>
       </w:r>
     </w:p>
@@ -286,9 +223,6 @@
         <w:pStyle w:val="ListBullet"/>
       </w:pPr>
       <w:r>
-        <w:rPr>
-          <w:rFonts w:ascii="Microsoft YaHei" w:hAnsi="Microsoft YaHei" w:eastAsia="Microsoft YaHei"/>
-        </w:rPr>
         <w:t>`02_检验选择表.md`</w:t>
       </w:r>
     </w:p>
@@ -297,9 +231,6 @@
         <w:pStyle w:val="ListBullet"/>
       </w:pPr>
       <w:r>
-        <w:rPr>
-          <w:rFonts w:ascii="Microsoft YaHei" w:hAnsi="Microsoft YaHei" w:eastAsia="Microsoft YaHei"/>
-        </w:rPr>
         <w:t>`07_选择题按章节题库.md`</w:t>
       </w:r>
     </w:p>
@@ -308,9 +239,6 @@
         <w:pStyle w:val="ListBullet"/>
       </w:pPr>
       <w:r>
-        <w:rPr>
-          <w:rFonts w:ascii="Microsoft YaHei" w:hAnsi="Microsoft YaHei" w:eastAsia="Microsoft YaHei"/>
-        </w:rPr>
         <w:t>`选择题按章节/`</w:t>
       </w:r>
     </w:p>
@@ -326,18 +254,12 @@
     <w:p/>
     <w:p>
       <w:r>
-        <w:rPr>
-          <w:rFonts w:ascii="Microsoft YaHei" w:hAnsi="Microsoft YaHei" w:eastAsia="Microsoft YaHei"/>
-        </w:rPr>
         <w:t>用于放错题模板和每日错题整理。</w:t>
       </w:r>
     </w:p>
     <w:p/>
     <w:p>
       <w:r>
-        <w:rPr>
-          <w:rFonts w:ascii="Microsoft YaHei" w:hAnsi="Microsoft YaHei" w:eastAsia="Microsoft YaHei"/>
-        </w:rPr>
         <w:t>包含：</w:t>
       </w:r>
     </w:p>
@@ -347,9 +269,6 @@
         <w:pStyle w:val="ListBullet"/>
       </w:pPr>
       <w:r>
-        <w:rPr>
-          <w:rFonts w:ascii="Microsoft YaHei" w:hAnsi="Microsoft YaHei" w:eastAsia="Microsoft YaHei"/>
-        </w:rPr>
         <w:t>`04_错题本模板.md`</w:t>
       </w:r>
     </w:p>
@@ -358,9 +277,6 @@
         <w:pStyle w:val="ListBullet"/>
       </w:pPr>
       <w:r>
-        <w:rPr>
-          <w:rFonts w:ascii="Microsoft YaHei" w:hAnsi="Microsoft YaHei" w:eastAsia="Microsoft YaHei"/>
-        </w:rPr>
         <w:t>`选择题错题/`</w:t>
       </w:r>
     </w:p>
@@ -376,18 +292,12 @@
     <w:p/>
     <w:p>
       <w:r>
-        <w:rPr>
-          <w:rFonts w:ascii="Microsoft YaHei" w:hAnsi="Microsoft YaHei" w:eastAsia="Microsoft YaHei"/>
-        </w:rPr>
         <w:t>用于放所有 SPSS 机考相关资料。</w:t>
       </w:r>
     </w:p>
     <w:p/>
     <w:p>
       <w:r>
-        <w:rPr>
-          <w:rFonts w:ascii="Microsoft YaHei" w:hAnsi="Microsoft YaHei" w:eastAsia="Microsoft YaHei"/>
-        </w:rPr>
         <w:t>包含：</w:t>
       </w:r>
     </w:p>
@@ -397,9 +307,6 @@
         <w:pStyle w:val="ListBullet"/>
       </w:pPr>
       <w:r>
-        <w:rPr>
-          <w:rFonts w:ascii="Microsoft YaHei" w:hAnsi="Microsoft YaHei" w:eastAsia="Microsoft YaHei"/>
-        </w:rPr>
         <w:t>`01_SPSS菜单与输出速查.md`</w:t>
       </w:r>
     </w:p>
@@ -408,9 +315,6 @@
         <w:pStyle w:val="ListBullet"/>
       </w:pPr>
       <w:r>
-        <w:rPr>
-          <w:rFonts w:ascii="Microsoft YaHei" w:hAnsi="Microsoft YaHei" w:eastAsia="Microsoft YaHei"/>
-        </w:rPr>
         <w:t>`00_SPSS机考大题解题流程卡.md`</w:t>
       </w:r>
     </w:p>
@@ -419,9 +323,6 @@
         <w:pStyle w:val="ListBullet"/>
       </w:pPr>
       <w:r>
-        <w:rPr>
-          <w:rFonts w:ascii="Microsoft YaHei" w:hAnsi="Microsoft YaHei" w:eastAsia="Microsoft YaHei"/>
-        </w:rPr>
         <w:t>`03_SPSS操作题答题模板.md`</w:t>
       </w:r>
     </w:p>
@@ -430,9 +331,6 @@
         <w:pStyle w:val="ListBullet"/>
       </w:pPr>
       <w:r>
-        <w:rPr>
-          <w:rFonts w:ascii="Microsoft YaHei" w:hAnsi="Microsoft YaHei" w:eastAsia="Microsoft YaHei"/>
-        </w:rPr>
         <w:t>`06_手录练习数据.md`</w:t>
       </w:r>
     </w:p>
@@ -441,9 +339,6 @@
         <w:pStyle w:val="ListBullet"/>
       </w:pPr>
       <w:r>
-        <w:rPr>
-          <w:rFonts w:ascii="Microsoft YaHei" w:hAnsi="Microsoft YaHei" w:eastAsia="Microsoft YaHei"/>
-        </w:rPr>
         <w:t>`09_SPSS数据文件索引.md`</w:t>
       </w:r>
     </w:p>
@@ -452,10 +347,7 @@
         <w:pStyle w:val="ListBullet"/>
       </w:pPr>
       <w:r>
-        <w:rPr>
-          <w:rFonts w:ascii="Microsoft YaHei" w:hAnsi="Microsoft YaHei" w:eastAsia="Microsoft YaHei"/>
-        </w:rPr>
-        <w:t>`10_SPSS试用期优先训练清单.md`</w:t>
+        <w:t>`SPSS截图/`</w:t>
       </w:r>
     </w:p>
     <w:p>
@@ -463,10 +355,15 @@
         <w:pStyle w:val="ListBullet"/>
       </w:pPr>
       <w:r>
-        <w:rPr>
-          <w:rFonts w:ascii="Microsoft YaHei" w:hAnsi="Microsoft YaHei" w:eastAsia="Microsoft YaHei"/>
-        </w:rPr>
-        <w:t>`SPSS截图/`</w:t>
+        <w:t>`同学作业zzw/`</w:t>
+      </w:r>
+    </w:p>
+    <w:p>
+      <w:pPr>
+        <w:pStyle w:val="ListBullet"/>
+      </w:pPr>
+      <w:r>
+        <w:t>`SPSS软件安装包/`（本地软件安装资料，不同步）</w:t>
       </w:r>
     </w:p>
     <w:p/>
@@ -481,18 +378,12 @@
     <w:p/>
     <w:p>
       <w:r>
-        <w:rPr>
-          <w:rFonts w:ascii="Microsoft YaHei" w:hAnsi="Microsoft YaHei" w:eastAsia="Microsoft YaHei"/>
-        </w:rPr>
         <w:t>用于放课程资料和原始数据。</w:t>
       </w:r>
     </w:p>
     <w:p/>
     <w:p>
       <w:r>
-        <w:rPr>
-          <w:rFonts w:ascii="Microsoft YaHei" w:hAnsi="Microsoft YaHei" w:eastAsia="Microsoft YaHei"/>
-        </w:rPr>
         <w:t>包含：</w:t>
       </w:r>
     </w:p>
@@ -502,9 +393,6 @@
         <w:pStyle w:val="ListBullet"/>
       </w:pPr>
       <w:r>
-        <w:rPr>
-          <w:rFonts w:ascii="Microsoft YaHei" w:hAnsi="Microsoft YaHei" w:eastAsia="Microsoft YaHei"/>
-        </w:rPr>
         <w:t>`08_课程资料索引.md`</w:t>
       </w:r>
     </w:p>
@@ -513,9 +401,6 @@
         <w:pStyle w:val="ListBullet"/>
       </w:pPr>
       <w:r>
-        <w:rPr>
-          <w:rFonts w:ascii="Microsoft YaHei" w:hAnsi="Microsoft YaHei" w:eastAsia="Microsoft YaHei"/>
-        </w:rPr>
         <w:t>`课程网站资料/`</w:t>
       </w:r>
     </w:p>
@@ -524,10 +409,15 @@
         <w:pStyle w:val="ListBullet"/>
       </w:pPr>
       <w:r>
-        <w:rPr>
-          <w:rFonts w:ascii="Microsoft YaHei" w:hAnsi="Microsoft YaHei" w:eastAsia="Microsoft YaHei"/>
-        </w:rPr>
         <w:t>`中医统计学实习指导及SPSS15.0的应用.pdf`</w:t>
+      </w:r>
+    </w:p>
+    <w:p>
+      <w:pPr>
+        <w:pStyle w:val="ListBullet"/>
+      </w:pPr>
+      <w:r>
+        <w:t>`医学统计学复习资料.pdf`</w:t>
       </w:r>
     </w:p>
     <w:p/>
@@ -542,9 +432,6 @@
     <w:p/>
     <w:p>
       <w:r>
-        <w:rPr>
-          <w:rFonts w:ascii="Microsoft YaHei" w:hAnsi="Microsoft YaHei" w:eastAsia="Microsoft YaHei"/>
-        </w:rPr>
         <w:t>用于放所有 Markdown 文件对应的 Word 阅读版。适合日常打开阅读。</w:t>
       </w:r>
     </w:p>
@@ -560,9 +447,6 @@
     <w:p/>
     <w:p>
       <w:r>
-        <w:rPr>
-          <w:rFonts w:ascii="Microsoft YaHei" w:hAnsi="Microsoft YaHei" w:eastAsia="Microsoft YaHei"/>
-        </w:rPr>
         <w:t>用于放所有 Markdown 文件对应的纯文本备份版。</w:t>
       </w:r>
     </w:p>
@@ -581,9 +465,6 @@
         <w:pStyle w:val="ListBullet"/>
       </w:pPr>
       <w:r>
-        <w:rPr>
-          <w:rFonts w:ascii="Microsoft YaHei" w:hAnsi="Microsoft YaHei" w:eastAsia="Microsoft YaHei"/>
-        </w:rPr>
         <w:t>学习时优先看 Word 版。</w:t>
       </w:r>
     </w:p>
@@ -592,9 +473,6 @@
         <w:pStyle w:val="ListBullet"/>
       </w:pPr>
       <w:r>
-        <w:rPr>
-          <w:rFonts w:ascii="Microsoft YaHei" w:hAnsi="Microsoft YaHei" w:eastAsia="Microsoft YaHei"/>
-        </w:rPr>
         <w:t>修改资料时优先改 Markdown 源文件。</w:t>
       </w:r>
     </w:p>
@@ -603,9 +481,6 @@
         <w:pStyle w:val="ListBullet"/>
       </w:pPr>
       <w:r>
-        <w:rPr>
-          <w:rFonts w:ascii="Microsoft YaHei" w:hAnsi="Microsoft YaHei" w:eastAsia="Microsoft YaHei"/>
-        </w:rPr>
         <w:t>做题和错题整理后，更新 `03_错题整理`。</w:t>
       </w:r>
     </w:p>
@@ -614,9 +489,6 @@
         <w:pStyle w:val="ListBullet"/>
       </w:pPr>
       <w:r>
-        <w:rPr>
-          <w:rFonts w:ascii="Microsoft YaHei" w:hAnsi="Microsoft YaHei" w:eastAsia="Microsoft YaHei"/>
-        </w:rPr>
         <w:t>SPSS 输出截图统一放入 `04_SPSS操作/SPSS截图`。</w:t>
       </w:r>
     </w:p>
@@ -625,10 +497,23 @@
         <w:pStyle w:val="ListBullet"/>
       </w:pPr>
       <w:r>
-        <w:rPr>
-          <w:rFonts w:ascii="Microsoft YaHei" w:hAnsi="Microsoft YaHei" w:eastAsia="Microsoft YaHei"/>
-        </w:rPr>
-        <w:t>课程原始 PDF 和 `.sav` 文件不要拆散，统一放在 `05_课程讲义与教材/课程网站资料`。</w:t>
+        <w:t>同学作业、同学 `.sav` 数据和对应截图统一放入 `04_SPSS操作/同学作业zzw`。</w:t>
+      </w:r>
+    </w:p>
+    <w:p>
+      <w:pPr>
+        <w:pStyle w:val="ListBullet"/>
+      </w:pPr>
+      <w:r>
+        <w:t>课程网站原始 PDF 和 `.sav` 文件不要拆散，统一放在 `05_课程讲义与教材/课程网站资料`。</w:t>
+      </w:r>
+    </w:p>
+    <w:p>
+      <w:pPr>
+        <w:pStyle w:val="ListBullet"/>
+      </w:pPr>
+      <w:r>
+        <w:t>综合教材或总复盘 PDF 可放在 `05_课程讲义与教材` 根目录，并在 `08_课程资料索引.md` 中说明用途。</w:t>
       </w:r>
     </w:p>
     <w:sectPr>
@@ -1005,7 +890,7 @@
     <w:qFormat/>
     <w:rsid w:val="00FC693F"/>
     <w:rPr>
-      <w:rFonts w:ascii="Microsoft YaHei" w:hAnsi="Microsoft YaHei" w:eastAsia="Microsoft YaHei"/>
+      <w:rFonts w:ascii="Microsoft YaHei" w:hAnsi="Microsoft YaHei"/>
       <w:sz w:val="21"/>
     </w:rPr>
   </w:style>
